--- a/src/components/contracts/templates/aeq-pl-dieu-chinh-luong.docx
+++ b/src/components/contracts/templates/aeq-pl-dieu-chinh-luong.docx
@@ -465,7 +465,7 @@
         <w:rPr>
           <w:i/>
         </w:rPr>
-        <w:instrText xml:space="preserve"> MERGEFIELD Ngày_ký_HD_hiện_tại_text </w:instrText>
+        <w:instrText xml:space="preserve"> MERGEFIELD Ngày_ký_HD_hiện_tại </w:instrText>
       </w:r>
       <w:r>
         <w:rPr>
@@ -478,7 +478,7 @@
           <w:i/>
           <w:noProof/>
         </w:rPr>
-        <w:t>«Ngày_ký_HD_hiện_tại_text»</w:t>
+        <w:t>«Ngày_ký_HD_hiện_tại»</w:t>
       </w:r>
       <w:r>
         <w:rPr>
@@ -654,12 +654,12 @@
       <w:r>
         <w:t xml:space="preserve"> </w:t>
       </w:r>
-      <w:fldSimple w:instr=" MERGEFIELD Ngày_áp_dụng_text ">
+      <w:fldSimple w:instr=" MERGEFIELD Ngày_áp_dụng ">
         <w:r>
           <w:rPr>
             <w:noProof/>
           </w:rPr>
-          <w:t>«Ngày_áp_dụng_text»</w:t>
+          <w:t>«Ngày_áp_dụng»</w:t>
         </w:r>
       </w:fldSimple>
       <w:r>
@@ -1728,7 +1728,7 @@
         <w:rPr>
           <w:lang w:val="vi-VN"/>
         </w:rPr>
-        <w:instrText xml:space="preserve"> MERGEFIELD Ngày_áp_dụng_text </w:instrText>
+        <w:instrText xml:space="preserve"> MERGEFIELD Ngày_áp_dụng </w:instrText>
       </w:r>
       <w:r>
         <w:rPr>
@@ -1741,7 +1741,7 @@
           <w:noProof/>
           <w:lang w:val="vi-VN"/>
         </w:rPr>
-        <w:t>«Ngày_áp_dụng_text»</w:t>
+        <w:t>«Ngày_áp_dụng»</w:t>
       </w:r>
       <w:r>
         <w:rPr>
